--- a/Observation Programs/week6/Student.docx
+++ b/Observation Programs/week6/Student.docx
@@ -8,7 +8,14 @@
           <w:b/>
           <w:bCs/>
         </w:rPr>
-        <w:t>Objective / Aim</w:t>
+        <w:t xml:space="preserve"> Aim</w:t>
+      </w:r>
+      <w:r>
+        <w:rPr>
+          <w:b/>
+          <w:bCs/>
+        </w:rPr>
+        <w:t>:</w:t>
       </w:r>
       <w:r>
         <w:br/>
@@ -32,18 +39,40 @@
         <w:t>Object-Oriented Programming principles</w:t>
       </w:r>
       <w:r>
-        <w:t xml:space="preserve"> to calculate marks, percentage, grade, highest and lowest marks, and overall academic performance.</w:t>
+        <w:t xml:space="preserve"> to calculate marks, percentage, grade, highest and lowest marks, and overall academic </w:t>
+      </w:r>
+      <w:proofErr w:type="spellStart"/>
+      <w:proofErr w:type="gramStart"/>
+      <w:r>
+        <w:t>performance.</w:t>
       </w:r>
       <w:r>
         <w:rPr>
           <w:b/>
           <w:bCs/>
         </w:rPr>
-        <w:t>Problem Statement</w:t>
+        <w:t>Problem</w:t>
+      </w:r>
+      <w:proofErr w:type="spellEnd"/>
+      <w:proofErr w:type="gramEnd"/>
+      <w:r>
+        <w:rPr>
+          <w:b/>
+          <w:bCs/>
+        </w:rPr>
+        <w:t xml:space="preserve"> Statement</w:t>
       </w:r>
       <w:r>
         <w:br/>
-        <w:t xml:space="preserve">Develop a Java application for a college to analyze the academic performance of a student. The system should accept the student's </w:t>
+        <w:t xml:space="preserve">Develop a Java application for a college to </w:t>
+      </w:r>
+      <w:proofErr w:type="spellStart"/>
+      <w:r>
+        <w:t>analyze</w:t>
+      </w:r>
+      <w:proofErr w:type="spellEnd"/>
+      <w:r>
+        <w:t xml:space="preserve"> the academic performance of a student. The system should accept the student's </w:t>
       </w:r>
       <w:r>
         <w:rPr>
@@ -182,6 +211,7 @@
       </w:pPr>
     </w:p>
     <w:p>
+      <w:proofErr w:type="gramStart"/>
       <w:r>
         <w:rPr>
           <w:b/>
@@ -197,7 +227,19 @@
         <w:t>:</w:t>
       </w:r>
       <w:r>
-        <w:t>Create a class named Student.Declare the following data members:</w:t>
+        <w:t>Create</w:t>
+      </w:r>
+      <w:proofErr w:type="gramEnd"/>
+      <w:r>
+        <w:t xml:space="preserve"> a class named </w:t>
+      </w:r>
+      <w:proofErr w:type="spellStart"/>
+      <w:r>
+        <w:t>Student.Declare</w:t>
+      </w:r>
+      <w:proofErr w:type="spellEnd"/>
+      <w:r>
+        <w:t xml:space="preserve"> the following data members:</w:t>
       </w:r>
     </w:p>
     <w:p>
@@ -235,7 +277,17 @@
     </w:p>
     <w:p>
       <w:r>
-        <w:t>Create a constructor to initialize the student details.Create methods to:</w:t>
+        <w:t xml:space="preserve">Create a constructor to initialize the student </w:t>
+      </w:r>
+      <w:proofErr w:type="spellStart"/>
+      <w:proofErr w:type="gramStart"/>
+      <w:r>
+        <w:t>details.Create</w:t>
+      </w:r>
+      <w:proofErr w:type="spellEnd"/>
+      <w:proofErr w:type="gramEnd"/>
+      <w:r>
+        <w:t xml:space="preserve"> methods to:</w:t>
       </w:r>
     </w:p>
     <w:p>
@@ -325,7 +377,87 @@
         </w:numPr>
       </w:pPr>
       <w:r>
-        <w:t>Store marks of five subjects in an integer array.Use a loop to calculate the total marks.Use Math.max() and Math.min() or suitable logic to determine the highest and lowest marks.Calculate the percentage from the total marks.Use Math.round() to display the percentage up to two decimal places.Use String operations such as trim(), toUpperCase(), and length() to process the student's name.Assign grades using the following criteria:</w:t>
+        <w:t xml:space="preserve">Store marks of five subjects in an integer </w:t>
+      </w:r>
+      <w:proofErr w:type="spellStart"/>
+      <w:r>
+        <w:t>array.Use</w:t>
+      </w:r>
+      <w:proofErr w:type="spellEnd"/>
+      <w:r>
+        <w:t xml:space="preserve"> a loop to calculate the total </w:t>
+      </w:r>
+      <w:proofErr w:type="spellStart"/>
+      <w:r>
+        <w:t>marks.Use</w:t>
+      </w:r>
+      <w:proofErr w:type="spellEnd"/>
+      <w:r>
+        <w:t xml:space="preserve"> </w:t>
+      </w:r>
+      <w:proofErr w:type="spellStart"/>
+      <w:r>
+        <w:t>Math.max</w:t>
+      </w:r>
+      <w:proofErr w:type="spellEnd"/>
+      <w:r>
+        <w:t xml:space="preserve">() and </w:t>
+      </w:r>
+      <w:proofErr w:type="spellStart"/>
+      <w:r>
+        <w:t>Math.min</w:t>
+      </w:r>
+      <w:proofErr w:type="spellEnd"/>
+      <w:r>
+        <w:t xml:space="preserve">() or suitable logic to determine the highest and lowest </w:t>
+      </w:r>
+      <w:proofErr w:type="spellStart"/>
+      <w:r>
+        <w:t>marks.Calculate</w:t>
+      </w:r>
+      <w:proofErr w:type="spellEnd"/>
+      <w:r>
+        <w:t xml:space="preserve"> the percentage from the total </w:t>
+      </w:r>
+      <w:proofErr w:type="spellStart"/>
+      <w:r>
+        <w:t>marks.Use</w:t>
+      </w:r>
+      <w:proofErr w:type="spellEnd"/>
+      <w:r>
+        <w:t xml:space="preserve"> </w:t>
+      </w:r>
+      <w:proofErr w:type="spellStart"/>
+      <w:r>
+        <w:t>Math.round</w:t>
+      </w:r>
+      <w:proofErr w:type="spellEnd"/>
+      <w:r>
+        <w:t xml:space="preserve">() to display the percentage up to two decimal </w:t>
+      </w:r>
+      <w:proofErr w:type="spellStart"/>
+      <w:r>
+        <w:t>places.Use</w:t>
+      </w:r>
+      <w:proofErr w:type="spellEnd"/>
+      <w:r>
+        <w:t xml:space="preserve"> String operations such as trim(), </w:t>
+      </w:r>
+      <w:proofErr w:type="spellStart"/>
+      <w:r>
+        <w:t>toUpperCase</w:t>
+      </w:r>
+      <w:proofErr w:type="spellEnd"/>
+      <w:r>
+        <w:t xml:space="preserve">(), and length() to process the student's </w:t>
+      </w:r>
+      <w:proofErr w:type="spellStart"/>
+      <w:r>
+        <w:t>name.Assign</w:t>
+      </w:r>
+      <w:proofErr w:type="spellEnd"/>
+      <w:r>
+        <w:t xml:space="preserve"> grades using the following criteria:</w:t>
       </w:r>
       <w:r>
         <w:br/>
@@ -352,7 +484,23 @@
       </w:r>
       <w:r>
         <w:br/>
-        <w:t>Below 50      F (Fail)Consider the student passed only if the percentage is at least 50%.Display a performance remark based on the grade.Create a Student object in the main() method.Display the complete performance report.</w:t>
+        <w:t xml:space="preserve">Below 50      F (Fail)Consider the student passed only if the percentage is at least 50%.Display a performance remark based on the </w:t>
+      </w:r>
+      <w:proofErr w:type="spellStart"/>
+      <w:r>
+        <w:t>grade.Create</w:t>
+      </w:r>
+      <w:proofErr w:type="spellEnd"/>
+      <w:r>
+        <w:t xml:space="preserve"> a Student object in the main() </w:t>
+      </w:r>
+      <w:proofErr w:type="spellStart"/>
+      <w:r>
+        <w:t>method.Display</w:t>
+      </w:r>
+      <w:proofErr w:type="spellEnd"/>
+      <w:r>
+        <w:t xml:space="preserve"> the complete performance report.</w:t>
       </w:r>
       <w:r>
         <w:br/>
@@ -370,13 +518,54 @@
       </w:r>
     </w:p>
     <w:p>
-      <w:r>
+      <w:pPr>
+        <w:rPr>
+          <w:b/>
+          <w:bCs/>
+        </w:rPr>
+      </w:pPr>
+      <w:r>
+        <w:rPr>
+          <w:b/>
+          <w:bCs/>
+        </w:rPr>
         <w:t xml:space="preserve">           </w:t>
       </w:r>
-      <w:r>
-        <w:t>Unified Modeling Language</w:t>
-      </w:r>
-      <w:r>
+      <w:proofErr w:type="spellStart"/>
+      <w:r>
+        <w:rPr>
+          <w:b/>
+          <w:bCs/>
+        </w:rPr>
+        <w:t>U</w:t>
+      </w:r>
+      <w:r>
+        <w:rPr>
+          <w:b/>
+          <w:bCs/>
+        </w:rPr>
+        <w:t>ml</w:t>
+      </w:r>
+      <w:proofErr w:type="spellEnd"/>
+      <w:r>
+        <w:rPr>
+          <w:b/>
+          <w:bCs/>
+        </w:rPr>
+        <w:t xml:space="preserve"> </w:t>
+      </w:r>
+      <w:r>
+        <w:rPr>
+          <w:b/>
+          <w:bCs/>
+        </w:rPr>
+        <w:t>Diagram</w:t>
+      </w:r>
+      <w:r>
+        <w:rPr>
+          <w:b/>
+          <w:bCs/>
+        </w:rPr>
         <w:t>:</w:t>
       </w:r>
     </w:p>
@@ -410,23 +599,65 @@
         <w:pStyle w:val="ListParagraph"/>
       </w:pPr>
       <w:r>
-        <w:t>| - rollNumber : int                             |</w:t>
-      </w:r>
-    </w:p>
-    <w:p>
-      <w:pPr>
-        <w:pStyle w:val="ListParagraph"/>
-      </w:pPr>
-      <w:r>
-        <w:t>| - studentName : String                         |</w:t>
-      </w:r>
-    </w:p>
-    <w:p>
-      <w:pPr>
-        <w:pStyle w:val="ListParagraph"/>
-      </w:pPr>
-      <w:r>
-        <w:t>| - marks : int[]                                 |</w:t>
+        <w:t xml:space="preserve">| - </w:t>
+      </w:r>
+      <w:proofErr w:type="spellStart"/>
+      <w:proofErr w:type="gramStart"/>
+      <w:r>
+        <w:t>rollNumber</w:t>
+      </w:r>
+      <w:proofErr w:type="spellEnd"/>
+      <w:r>
+        <w:t xml:space="preserve"> :</w:t>
+      </w:r>
+      <w:proofErr w:type="gramEnd"/>
+      <w:r>
+        <w:t xml:space="preserve"> int                             |</w:t>
+      </w:r>
+    </w:p>
+    <w:p>
+      <w:pPr>
+        <w:pStyle w:val="ListParagraph"/>
+      </w:pPr>
+      <w:r>
+        <w:t xml:space="preserve">| - </w:t>
+      </w:r>
+      <w:proofErr w:type="spellStart"/>
+      <w:proofErr w:type="gramStart"/>
+      <w:r>
+        <w:t>studentName</w:t>
+      </w:r>
+      <w:proofErr w:type="spellEnd"/>
+      <w:r>
+        <w:t xml:space="preserve"> :</w:t>
+      </w:r>
+      <w:proofErr w:type="gramEnd"/>
+      <w:r>
+        <w:t xml:space="preserve"> String                         |</w:t>
+      </w:r>
+    </w:p>
+    <w:p>
+      <w:pPr>
+        <w:pStyle w:val="ListParagraph"/>
+      </w:pPr>
+      <w:r>
+        <w:t xml:space="preserve">| - </w:t>
+      </w:r>
+      <w:proofErr w:type="gramStart"/>
+      <w:r>
+        <w:t>marks :</w:t>
+      </w:r>
+      <w:proofErr w:type="gramEnd"/>
+      <w:r>
+        <w:t xml:space="preserve"> </w:t>
+      </w:r>
+      <w:proofErr w:type="gramStart"/>
+      <w:r>
+        <w:t>int[</w:t>
+      </w:r>
+      <w:proofErr w:type="gramEnd"/>
+      <w:r>
+        <w:t>]                                 |</w:t>
       </w:r>
     </w:p>
     <w:p>
@@ -442,15 +673,68 @@
         <w:pStyle w:val="ListParagraph"/>
       </w:pPr>
       <w:r>
-        <w:t>| + Student(rollNumber : int,                     |</w:t>
-      </w:r>
-    </w:p>
-    <w:p>
-      <w:pPr>
-        <w:pStyle w:val="ListParagraph"/>
-      </w:pPr>
-      <w:r>
-        <w:t>|   studentName : String, marks : int[])         |</w:t>
+        <w:t xml:space="preserve">| + </w:t>
+      </w:r>
+      <w:proofErr w:type="gramStart"/>
+      <w:r>
+        <w:t>Student(</w:t>
+      </w:r>
+      <w:proofErr w:type="spellStart"/>
+      <w:r>
+        <w:t>rollNumber</w:t>
+      </w:r>
+      <w:proofErr w:type="spellEnd"/>
+      <w:r>
+        <w:t xml:space="preserve"> :</w:t>
+      </w:r>
+      <w:proofErr w:type="gramEnd"/>
+      <w:r>
+        <w:t xml:space="preserve"> </w:t>
+      </w:r>
+      <w:proofErr w:type="gramStart"/>
+      <w:r>
+        <w:t xml:space="preserve">int,   </w:t>
+      </w:r>
+      <w:proofErr w:type="gramEnd"/>
+      <w:r>
+        <w:t xml:space="preserve">                  |</w:t>
+      </w:r>
+    </w:p>
+    <w:p>
+      <w:pPr>
+        <w:pStyle w:val="ListParagraph"/>
+      </w:pPr>
+      <w:r>
+        <w:t xml:space="preserve">|   </w:t>
+      </w:r>
+      <w:proofErr w:type="spellStart"/>
+      <w:proofErr w:type="gramStart"/>
+      <w:r>
+        <w:t>studentName</w:t>
+      </w:r>
+      <w:proofErr w:type="spellEnd"/>
+      <w:r>
+        <w:t xml:space="preserve"> :</w:t>
+      </w:r>
+      <w:proofErr w:type="gramEnd"/>
+      <w:r>
+        <w:t xml:space="preserve"> String, </w:t>
+      </w:r>
+      <w:proofErr w:type="gramStart"/>
+      <w:r>
+        <w:t>marks :</w:t>
+      </w:r>
+      <w:proofErr w:type="gramEnd"/>
+      <w:r>
+        <w:t xml:space="preserve"> </w:t>
+      </w:r>
+      <w:proofErr w:type="gramStart"/>
+      <w:r>
+        <w:t xml:space="preserve">int[])   </w:t>
+      </w:r>
+      <w:proofErr w:type="gramEnd"/>
+      <w:r>
+        <w:t xml:space="preserve">      |</w:t>
       </w:r>
     </w:p>
     <w:p>
@@ -466,63 +750,186 @@
         <w:pStyle w:val="ListParagraph"/>
       </w:pPr>
       <w:r>
-        <w:t>| + calculateTotal() : int                       |</w:t>
-      </w:r>
-    </w:p>
-    <w:p>
-      <w:pPr>
-        <w:pStyle w:val="ListParagraph"/>
-      </w:pPr>
-      <w:r>
-        <w:t>| + calculateAverage() : double                  |</w:t>
-      </w:r>
-    </w:p>
-    <w:p>
-      <w:pPr>
-        <w:pStyle w:val="ListParagraph"/>
-      </w:pPr>
-      <w:r>
-        <w:t>| + findHighest() : int                          |</w:t>
-      </w:r>
-    </w:p>
-    <w:p>
-      <w:pPr>
-        <w:pStyle w:val="ListParagraph"/>
-      </w:pPr>
-      <w:r>
-        <w:t>| + findLowest() : int                           |</w:t>
-      </w:r>
-    </w:p>
-    <w:p>
-      <w:pPr>
-        <w:pStyle w:val="ListParagraph"/>
-      </w:pPr>
-      <w:r>
-        <w:t>| + calculatePercentage() : double               |</w:t>
-      </w:r>
-    </w:p>
-    <w:p>
-      <w:pPr>
-        <w:pStyle w:val="ListParagraph"/>
-      </w:pPr>
-      <w:r>
-        <w:t>| + calculateGrade() : String                    |</w:t>
-      </w:r>
-    </w:p>
-    <w:p>
-      <w:pPr>
-        <w:pStyle w:val="ListParagraph"/>
-      </w:pPr>
-      <w:r>
-        <w:t>| + displayDetails() : void                      |</w:t>
-      </w:r>
-    </w:p>
-    <w:p>
-      <w:pPr>
-        <w:pStyle w:val="ListParagraph"/>
-      </w:pPr>
-      <w:r>
-        <w:t>| + main(args : String[]) : void                 |</w:t>
+        <w:t xml:space="preserve">| + </w:t>
+      </w:r>
+      <w:proofErr w:type="spellStart"/>
+      <w:proofErr w:type="gramStart"/>
+      <w:r>
+        <w:t>calculateTotal</w:t>
+      </w:r>
+      <w:proofErr w:type="spellEnd"/>
+      <w:r>
+        <w:t>() :</w:t>
+      </w:r>
+      <w:proofErr w:type="gramEnd"/>
+      <w:r>
+        <w:t xml:space="preserve"> int                       |</w:t>
+      </w:r>
+    </w:p>
+    <w:p>
+      <w:pPr>
+        <w:pStyle w:val="ListParagraph"/>
+      </w:pPr>
+      <w:r>
+        <w:t xml:space="preserve">| + </w:t>
+      </w:r>
+      <w:proofErr w:type="spellStart"/>
+      <w:proofErr w:type="gramStart"/>
+      <w:r>
+        <w:t>calculateAverage</w:t>
+      </w:r>
+      <w:proofErr w:type="spellEnd"/>
+      <w:r>
+        <w:t>() :</w:t>
+      </w:r>
+      <w:proofErr w:type="gramEnd"/>
+      <w:r>
+        <w:t xml:space="preserve"> double                  |</w:t>
+      </w:r>
+    </w:p>
+    <w:p>
+      <w:pPr>
+        <w:pStyle w:val="ListParagraph"/>
+      </w:pPr>
+      <w:r>
+        <w:t xml:space="preserve">| + </w:t>
+      </w:r>
+      <w:proofErr w:type="spellStart"/>
+      <w:proofErr w:type="gramStart"/>
+      <w:r>
+        <w:t>findHighest</w:t>
+      </w:r>
+      <w:proofErr w:type="spellEnd"/>
+      <w:r>
+        <w:t>() :</w:t>
+      </w:r>
+      <w:proofErr w:type="gramEnd"/>
+      <w:r>
+        <w:t xml:space="preserve"> int                          |</w:t>
+      </w:r>
+    </w:p>
+    <w:p>
+      <w:pPr>
+        <w:pStyle w:val="ListParagraph"/>
+      </w:pPr>
+      <w:r>
+        <w:t xml:space="preserve">| + </w:t>
+      </w:r>
+      <w:proofErr w:type="spellStart"/>
+      <w:proofErr w:type="gramStart"/>
+      <w:r>
+        <w:t>findLowest</w:t>
+      </w:r>
+      <w:proofErr w:type="spellEnd"/>
+      <w:r>
+        <w:t>() :</w:t>
+      </w:r>
+      <w:proofErr w:type="gramEnd"/>
+      <w:r>
+        <w:t xml:space="preserve"> int                           |</w:t>
+      </w:r>
+    </w:p>
+    <w:p>
+      <w:pPr>
+        <w:pStyle w:val="ListParagraph"/>
+      </w:pPr>
+      <w:r>
+        <w:t xml:space="preserve">| + </w:t>
+      </w:r>
+      <w:proofErr w:type="spellStart"/>
+      <w:proofErr w:type="gramStart"/>
+      <w:r>
+        <w:t>calculatePercentage</w:t>
+      </w:r>
+      <w:proofErr w:type="spellEnd"/>
+      <w:r>
+        <w:t>() :</w:t>
+      </w:r>
+      <w:proofErr w:type="gramEnd"/>
+      <w:r>
+        <w:t xml:space="preserve"> double               |</w:t>
+      </w:r>
+    </w:p>
+    <w:p>
+      <w:pPr>
+        <w:pStyle w:val="ListParagraph"/>
+      </w:pPr>
+      <w:r>
+        <w:t xml:space="preserve">| + </w:t>
+      </w:r>
+      <w:proofErr w:type="spellStart"/>
+      <w:proofErr w:type="gramStart"/>
+      <w:r>
+        <w:t>calculateGrade</w:t>
+      </w:r>
+      <w:proofErr w:type="spellEnd"/>
+      <w:r>
+        <w:t>() :</w:t>
+      </w:r>
+      <w:proofErr w:type="gramEnd"/>
+      <w:r>
+        <w:t xml:space="preserve"> String                    |</w:t>
+      </w:r>
+    </w:p>
+    <w:p>
+      <w:pPr>
+        <w:pStyle w:val="ListParagraph"/>
+      </w:pPr>
+      <w:r>
+        <w:t xml:space="preserve">| + </w:t>
+      </w:r>
+      <w:proofErr w:type="spellStart"/>
+      <w:proofErr w:type="gramStart"/>
+      <w:r>
+        <w:t>displayDetails</w:t>
+      </w:r>
+      <w:proofErr w:type="spellEnd"/>
+      <w:r>
+        <w:t>() :</w:t>
+      </w:r>
+      <w:proofErr w:type="gramEnd"/>
+      <w:r>
+        <w:t xml:space="preserve"> void                      |</w:t>
+      </w:r>
+    </w:p>
+    <w:p>
+      <w:pPr>
+        <w:pStyle w:val="ListParagraph"/>
+      </w:pPr>
+      <w:r>
+        <w:t xml:space="preserve">| + </w:t>
+      </w:r>
+      <w:proofErr w:type="gramStart"/>
+      <w:r>
+        <w:t>main(</w:t>
+      </w:r>
+      <w:proofErr w:type="spellStart"/>
+      <w:r>
+        <w:t>args</w:t>
+      </w:r>
+      <w:proofErr w:type="spellEnd"/>
+      <w:r>
+        <w:t xml:space="preserve"> :</w:t>
+      </w:r>
+      <w:proofErr w:type="gramEnd"/>
+      <w:r>
+        <w:t xml:space="preserve"> </w:t>
+      </w:r>
+      <w:proofErr w:type="gramStart"/>
+      <w:r>
+        <w:t>String[</w:t>
+      </w:r>
+      <w:proofErr w:type="gramEnd"/>
+      <w:r>
+        <w:t>]</w:t>
+      </w:r>
+      <w:proofErr w:type="gramStart"/>
+      <w:r>
+        <w:t>) :</w:t>
+      </w:r>
+      <w:proofErr w:type="gramEnd"/>
+      <w:r>
+        <w:t xml:space="preserve"> void                 |</w:t>
       </w:r>
     </w:p>
     <w:p>
@@ -536,8 +943,16 @@
     <w:p>
       <w:pPr>
         <w:pStyle w:val="ListParagraph"/>
-      </w:pPr>
-      <w:r>
+        <w:rPr>
+          <w:b/>
+          <w:bCs/>
+        </w:rPr>
+      </w:pPr>
+      <w:r>
+        <w:rPr>
+          <w:b/>
+          <w:bCs/>
+        </w:rPr>
         <w:lastRenderedPageBreak/>
         <w:t>Code:</w:t>
       </w:r>
@@ -547,31 +962,60 @@
         <w:pStyle w:val="ListParagraph"/>
       </w:pPr>
       <w:r>
-        <w:t>public class Student{</w:t>
-      </w:r>
-    </w:p>
-    <w:p>
-      <w:pPr>
-        <w:pStyle w:val="ListParagraph"/>
-      </w:pPr>
-      <w:r>
-        <w:t>int rollNumber;</w:t>
-      </w:r>
-    </w:p>
-    <w:p>
-      <w:pPr>
-        <w:pStyle w:val="ListParagraph"/>
-      </w:pPr>
-      <w:r>
-        <w:t xml:space="preserve">    String studentName;</w:t>
-      </w:r>
-    </w:p>
-    <w:p>
-      <w:pPr>
-        <w:pStyle w:val="ListParagraph"/>
-      </w:pPr>
-      <w:r>
-        <w:t xml:space="preserve">    int[] marks;</w:t>
+        <w:t xml:space="preserve">public class </w:t>
+      </w:r>
+      <w:proofErr w:type="gramStart"/>
+      <w:r>
+        <w:t>Student{</w:t>
+      </w:r>
+      <w:proofErr w:type="gramEnd"/>
+    </w:p>
+    <w:p>
+      <w:pPr>
+        <w:pStyle w:val="ListParagraph"/>
+      </w:pPr>
+      <w:r>
+        <w:t xml:space="preserve">int </w:t>
+      </w:r>
+      <w:proofErr w:type="spellStart"/>
+      <w:r>
+        <w:t>rollNumber</w:t>
+      </w:r>
+      <w:proofErr w:type="spellEnd"/>
+      <w:r>
+        <w:t>;</w:t>
+      </w:r>
+    </w:p>
+    <w:p>
+      <w:pPr>
+        <w:pStyle w:val="ListParagraph"/>
+      </w:pPr>
+      <w:r>
+        <w:t xml:space="preserve">    String </w:t>
+      </w:r>
+      <w:proofErr w:type="spellStart"/>
+      <w:r>
+        <w:t>studentName</w:t>
+      </w:r>
+      <w:proofErr w:type="spellEnd"/>
+      <w:r>
+        <w:t>;</w:t>
+      </w:r>
+    </w:p>
+    <w:p>
+      <w:pPr>
+        <w:pStyle w:val="ListParagraph"/>
+      </w:pPr>
+      <w:r>
+        <w:t xml:space="preserve">    </w:t>
+      </w:r>
+      <w:proofErr w:type="gramStart"/>
+      <w:r>
+        <w:t>int[</w:t>
+      </w:r>
+      <w:proofErr w:type="gramEnd"/>
+      <w:r>
+        <w:t>] marks;</w:t>
       </w:r>
     </w:p>
     <w:p>
@@ -592,31 +1036,109 @@
         <w:pStyle w:val="ListParagraph"/>
       </w:pPr>
       <w:r>
-        <w:t xml:space="preserve">    Student(int rollNumber, String studentName, int[] marks) {</w:t>
-      </w:r>
-    </w:p>
-    <w:p>
-      <w:pPr>
-        <w:pStyle w:val="ListParagraph"/>
-      </w:pPr>
-      <w:r>
-        <w:t xml:space="preserve">        this.rollNumber = rollNumber;</w:t>
-      </w:r>
-    </w:p>
-    <w:p>
-      <w:pPr>
-        <w:pStyle w:val="ListParagraph"/>
-      </w:pPr>
-      <w:r>
-        <w:t xml:space="preserve">        this.studentName = studentName;</w:t>
-      </w:r>
-    </w:p>
-    <w:p>
-      <w:pPr>
-        <w:pStyle w:val="ListParagraph"/>
-      </w:pPr>
-      <w:r>
-        <w:t xml:space="preserve">        this.marks = marks;</w:t>
+        <w:t xml:space="preserve">    </w:t>
+      </w:r>
+      <w:proofErr w:type="gramStart"/>
+      <w:r>
+        <w:t>Student(</w:t>
+      </w:r>
+      <w:proofErr w:type="gramEnd"/>
+      <w:r>
+        <w:t xml:space="preserve">int </w:t>
+      </w:r>
+      <w:proofErr w:type="spellStart"/>
+      <w:r>
+        <w:t>rollNumber</w:t>
+      </w:r>
+      <w:proofErr w:type="spellEnd"/>
+      <w:r>
+        <w:t xml:space="preserve">, String </w:t>
+      </w:r>
+      <w:proofErr w:type="spellStart"/>
+      <w:r>
+        <w:t>studentName</w:t>
+      </w:r>
+      <w:proofErr w:type="spellEnd"/>
+      <w:r>
+        <w:t xml:space="preserve">, </w:t>
+      </w:r>
+      <w:proofErr w:type="gramStart"/>
+      <w:r>
+        <w:t>int[</w:t>
+      </w:r>
+      <w:proofErr w:type="gramEnd"/>
+      <w:r>
+        <w:t>] marks) {</w:t>
+      </w:r>
+    </w:p>
+    <w:p>
+      <w:pPr>
+        <w:pStyle w:val="ListParagraph"/>
+      </w:pPr>
+      <w:r>
+        <w:t xml:space="preserve">        </w:t>
+      </w:r>
+      <w:proofErr w:type="spellStart"/>
+      <w:proofErr w:type="gramStart"/>
+      <w:r>
+        <w:t>this.rollNumber</w:t>
+      </w:r>
+      <w:proofErr w:type="spellEnd"/>
+      <w:proofErr w:type="gramEnd"/>
+      <w:r>
+        <w:t xml:space="preserve"> = </w:t>
+      </w:r>
+      <w:proofErr w:type="spellStart"/>
+      <w:r>
+        <w:t>rollNumber</w:t>
+      </w:r>
+      <w:proofErr w:type="spellEnd"/>
+      <w:r>
+        <w:t>;</w:t>
+      </w:r>
+    </w:p>
+    <w:p>
+      <w:pPr>
+        <w:pStyle w:val="ListParagraph"/>
+      </w:pPr>
+      <w:r>
+        <w:t xml:space="preserve">        </w:t>
+      </w:r>
+      <w:proofErr w:type="spellStart"/>
+      <w:proofErr w:type="gramStart"/>
+      <w:r>
+        <w:t>this.studentName</w:t>
+      </w:r>
+      <w:proofErr w:type="spellEnd"/>
+      <w:proofErr w:type="gramEnd"/>
+      <w:r>
+        <w:t xml:space="preserve"> = </w:t>
+      </w:r>
+      <w:proofErr w:type="spellStart"/>
+      <w:r>
+        <w:t>studentName</w:t>
+      </w:r>
+      <w:proofErr w:type="spellEnd"/>
+      <w:r>
+        <w:t>;</w:t>
+      </w:r>
+    </w:p>
+    <w:p>
+      <w:pPr>
+        <w:pStyle w:val="ListParagraph"/>
+      </w:pPr>
+      <w:r>
+        <w:t xml:space="preserve">        </w:t>
+      </w:r>
+      <w:proofErr w:type="spellStart"/>
+      <w:proofErr w:type="gramStart"/>
+      <w:r>
+        <w:t>this.marks</w:t>
+      </w:r>
+      <w:proofErr w:type="spellEnd"/>
+      <w:proofErr w:type="gramEnd"/>
+      <w:r>
+        <w:t xml:space="preserve"> = marks;</w:t>
       </w:r>
     </w:p>
     <w:p>
@@ -645,7 +1167,20 @@
         <w:pStyle w:val="ListParagraph"/>
       </w:pPr>
       <w:r>
-        <w:t xml:space="preserve">    int calculateTotal() {</w:t>
+        <w:t xml:space="preserve">    int </w:t>
+      </w:r>
+      <w:proofErr w:type="spellStart"/>
+      <w:proofErr w:type="gramStart"/>
+      <w:r>
+        <w:t>calculateTotal</w:t>
+      </w:r>
+      <w:proofErr w:type="spellEnd"/>
+      <w:r>
+        <w:t>(</w:t>
+      </w:r>
+      <w:proofErr w:type="gramEnd"/>
+      <w:r>
+        <w:t>) {</w:t>
       </w:r>
     </w:p>
     <w:p>
@@ -666,7 +1201,15 @@
         <w:pStyle w:val="ListParagraph"/>
       </w:pPr>
       <w:r>
-        <w:t xml:space="preserve">        for (int mark : marks) {</w:t>
+        <w:t xml:space="preserve">        for (int </w:t>
+      </w:r>
+      <w:proofErr w:type="gramStart"/>
+      <w:r>
+        <w:t>mark :</w:t>
+      </w:r>
+      <w:proofErr w:type="gramEnd"/>
+      <w:r>
+        <w:t xml:space="preserve"> marks) {</w:t>
       </w:r>
     </w:p>
     <w:p>
@@ -724,15 +1267,41 @@
         <w:pStyle w:val="ListParagraph"/>
       </w:pPr>
       <w:r>
-        <w:t xml:space="preserve">    double calculateAverage() {</w:t>
-      </w:r>
-    </w:p>
-    <w:p>
-      <w:pPr>
-        <w:pStyle w:val="ListParagraph"/>
-      </w:pPr>
-      <w:r>
-        <w:t xml:space="preserve">        return calculateTotal() / 5.0;</w:t>
+        <w:t xml:space="preserve">    double </w:t>
+      </w:r>
+      <w:proofErr w:type="spellStart"/>
+      <w:proofErr w:type="gramStart"/>
+      <w:r>
+        <w:t>calculateAverage</w:t>
+      </w:r>
+      <w:proofErr w:type="spellEnd"/>
+      <w:r>
+        <w:t>(</w:t>
+      </w:r>
+      <w:proofErr w:type="gramEnd"/>
+      <w:r>
+        <w:t>) {</w:t>
+      </w:r>
+    </w:p>
+    <w:p>
+      <w:pPr>
+        <w:pStyle w:val="ListParagraph"/>
+      </w:pPr>
+      <w:r>
+        <w:t xml:space="preserve">        return </w:t>
+      </w:r>
+      <w:proofErr w:type="spellStart"/>
+      <w:proofErr w:type="gramStart"/>
+      <w:r>
+        <w:t>calculateTotal</w:t>
+      </w:r>
+      <w:proofErr w:type="spellEnd"/>
+      <w:r>
+        <w:t>(</w:t>
+      </w:r>
+      <w:proofErr w:type="gramEnd"/>
+      <w:r>
+        <w:t>) / 5.0;</w:t>
       </w:r>
     </w:p>
     <w:p>
@@ -761,36 +1330,78 @@
         <w:pStyle w:val="ListParagraph"/>
       </w:pPr>
       <w:r>
-        <w:t xml:space="preserve">    int findHighest() {</w:t>
-      </w:r>
-    </w:p>
-    <w:p>
-      <w:pPr>
-        <w:pStyle w:val="ListParagraph"/>
-      </w:pPr>
-      <w:r>
-        <w:t xml:space="preserve">        int highest = marks[0];</w:t>
-      </w:r>
-    </w:p>
-    <w:p>
-      <w:pPr>
-        <w:pStyle w:val="ListParagraph"/>
-      </w:pPr>
-    </w:p>
-    <w:p>
-      <w:pPr>
-        <w:pStyle w:val="ListParagraph"/>
-      </w:pPr>
-      <w:r>
-        <w:t xml:space="preserve">        for (int mark : marks) {</w:t>
-      </w:r>
-    </w:p>
-    <w:p>
-      <w:pPr>
-        <w:pStyle w:val="ListParagraph"/>
-      </w:pPr>
-      <w:r>
-        <w:t xml:space="preserve">            highest = Math.max(highest, mark);</w:t>
+        <w:t xml:space="preserve">    int </w:t>
+      </w:r>
+      <w:proofErr w:type="spellStart"/>
+      <w:proofErr w:type="gramStart"/>
+      <w:r>
+        <w:t>findHighest</w:t>
+      </w:r>
+      <w:proofErr w:type="spellEnd"/>
+      <w:r>
+        <w:t>(</w:t>
+      </w:r>
+      <w:proofErr w:type="gramEnd"/>
+      <w:r>
+        <w:t>) {</w:t>
+      </w:r>
+    </w:p>
+    <w:p>
+      <w:pPr>
+        <w:pStyle w:val="ListParagraph"/>
+      </w:pPr>
+      <w:r>
+        <w:t xml:space="preserve">        int highest = </w:t>
+      </w:r>
+      <w:proofErr w:type="gramStart"/>
+      <w:r>
+        <w:t>marks[</w:t>
+      </w:r>
+      <w:proofErr w:type="gramEnd"/>
+      <w:r>
+        <w:t>0];</w:t>
+      </w:r>
+    </w:p>
+    <w:p>
+      <w:pPr>
+        <w:pStyle w:val="ListParagraph"/>
+      </w:pPr>
+    </w:p>
+    <w:p>
+      <w:pPr>
+        <w:pStyle w:val="ListParagraph"/>
+      </w:pPr>
+      <w:r>
+        <w:t xml:space="preserve">        for (int </w:t>
+      </w:r>
+      <w:proofErr w:type="gramStart"/>
+      <w:r>
+        <w:t>mark :</w:t>
+      </w:r>
+      <w:proofErr w:type="gramEnd"/>
+      <w:r>
+        <w:t xml:space="preserve"> marks) {</w:t>
+      </w:r>
+    </w:p>
+    <w:p>
+      <w:pPr>
+        <w:pStyle w:val="ListParagraph"/>
+      </w:pPr>
+      <w:r>
+        <w:t xml:space="preserve">            highest = </w:t>
+      </w:r>
+      <w:proofErr w:type="spellStart"/>
+      <w:proofErr w:type="gramStart"/>
+      <w:r>
+        <w:t>Math.max</w:t>
+      </w:r>
+      <w:proofErr w:type="spellEnd"/>
+      <w:r>
+        <w:t>(</w:t>
+      </w:r>
+      <w:proofErr w:type="gramEnd"/>
+      <w:r>
+        <w:t>highest, mark);</w:t>
       </w:r>
     </w:p>
     <w:p>
@@ -841,36 +1452,78 @@
       </w:pPr>
       <w:r>
         <w:lastRenderedPageBreak/>
-        <w:t xml:space="preserve">    int findLowest() {</w:t>
-      </w:r>
-    </w:p>
-    <w:p>
-      <w:pPr>
-        <w:pStyle w:val="ListParagraph"/>
-      </w:pPr>
-      <w:r>
-        <w:t xml:space="preserve">        int lowest = marks[0];</w:t>
-      </w:r>
-    </w:p>
-    <w:p>
-      <w:pPr>
-        <w:pStyle w:val="ListParagraph"/>
-      </w:pPr>
-    </w:p>
-    <w:p>
-      <w:pPr>
-        <w:pStyle w:val="ListParagraph"/>
-      </w:pPr>
-      <w:r>
-        <w:t xml:space="preserve">        for (int mark : marks) {</w:t>
-      </w:r>
-    </w:p>
-    <w:p>
-      <w:pPr>
-        <w:pStyle w:val="ListParagraph"/>
-      </w:pPr>
-      <w:r>
-        <w:t xml:space="preserve">            lowest = Math.min(lowest, mark);</w:t>
+        <w:t xml:space="preserve">    int </w:t>
+      </w:r>
+      <w:proofErr w:type="spellStart"/>
+      <w:proofErr w:type="gramStart"/>
+      <w:r>
+        <w:t>findLowest</w:t>
+      </w:r>
+      <w:proofErr w:type="spellEnd"/>
+      <w:r>
+        <w:t>(</w:t>
+      </w:r>
+      <w:proofErr w:type="gramEnd"/>
+      <w:r>
+        <w:t>) {</w:t>
+      </w:r>
+    </w:p>
+    <w:p>
+      <w:pPr>
+        <w:pStyle w:val="ListParagraph"/>
+      </w:pPr>
+      <w:r>
+        <w:t xml:space="preserve">        int lowest = </w:t>
+      </w:r>
+      <w:proofErr w:type="gramStart"/>
+      <w:r>
+        <w:t>marks[</w:t>
+      </w:r>
+      <w:proofErr w:type="gramEnd"/>
+      <w:r>
+        <w:t>0];</w:t>
+      </w:r>
+    </w:p>
+    <w:p>
+      <w:pPr>
+        <w:pStyle w:val="ListParagraph"/>
+      </w:pPr>
+    </w:p>
+    <w:p>
+      <w:pPr>
+        <w:pStyle w:val="ListParagraph"/>
+      </w:pPr>
+      <w:r>
+        <w:t xml:space="preserve">        for (int </w:t>
+      </w:r>
+      <w:proofErr w:type="gramStart"/>
+      <w:r>
+        <w:t>mark :</w:t>
+      </w:r>
+      <w:proofErr w:type="gramEnd"/>
+      <w:r>
+        <w:t xml:space="preserve"> marks) {</w:t>
+      </w:r>
+    </w:p>
+    <w:p>
+      <w:pPr>
+        <w:pStyle w:val="ListParagraph"/>
+      </w:pPr>
+      <w:r>
+        <w:t xml:space="preserve">            lowest = </w:t>
+      </w:r>
+      <w:proofErr w:type="spellStart"/>
+      <w:proofErr w:type="gramStart"/>
+      <w:r>
+        <w:t>Math.min</w:t>
+      </w:r>
+      <w:proofErr w:type="spellEnd"/>
+      <w:r>
+        <w:t>(</w:t>
+      </w:r>
+      <w:proofErr w:type="gramEnd"/>
+      <w:r>
+        <w:t>lowest, mark);</w:t>
       </w:r>
     </w:p>
     <w:p>
@@ -920,15 +1573,41 @@
         <w:pStyle w:val="ListParagraph"/>
       </w:pPr>
       <w:r>
-        <w:t xml:space="preserve">    double calculatePercentage() {</w:t>
-      </w:r>
-    </w:p>
-    <w:p>
-      <w:pPr>
-        <w:pStyle w:val="ListParagraph"/>
-      </w:pPr>
-      <w:r>
-        <w:t xml:space="preserve">        return (calculateTotal() / 500.0) * 100;</w:t>
+        <w:t xml:space="preserve">    double </w:t>
+      </w:r>
+      <w:proofErr w:type="spellStart"/>
+      <w:proofErr w:type="gramStart"/>
+      <w:r>
+        <w:t>calculatePercentage</w:t>
+      </w:r>
+      <w:proofErr w:type="spellEnd"/>
+      <w:r>
+        <w:t>(</w:t>
+      </w:r>
+      <w:proofErr w:type="gramEnd"/>
+      <w:r>
+        <w:t>) {</w:t>
+      </w:r>
+    </w:p>
+    <w:p>
+      <w:pPr>
+        <w:pStyle w:val="ListParagraph"/>
+      </w:pPr>
+      <w:r>
+        <w:t xml:space="preserve">        return (</w:t>
+      </w:r>
+      <w:proofErr w:type="spellStart"/>
+      <w:proofErr w:type="gramStart"/>
+      <w:r>
+        <w:t>calculateTotal</w:t>
+      </w:r>
+      <w:proofErr w:type="spellEnd"/>
+      <w:r>
+        <w:t>(</w:t>
+      </w:r>
+      <w:proofErr w:type="gramEnd"/>
+      <w:r>
+        <w:t>) / 500.0) * 100;</w:t>
       </w:r>
     </w:p>
     <w:p>
@@ -957,15 +1636,41 @@
         <w:pStyle w:val="ListParagraph"/>
       </w:pPr>
       <w:r>
-        <w:t xml:space="preserve">    String calculateGrade() {</w:t>
-      </w:r>
-    </w:p>
-    <w:p>
-      <w:pPr>
-        <w:pStyle w:val="ListParagraph"/>
-      </w:pPr>
-      <w:r>
-        <w:t xml:space="preserve">        double percentage = calculatePercentage();</w:t>
+        <w:t xml:space="preserve">    String </w:t>
+      </w:r>
+      <w:proofErr w:type="spellStart"/>
+      <w:proofErr w:type="gramStart"/>
+      <w:r>
+        <w:t>calculateGrade</w:t>
+      </w:r>
+      <w:proofErr w:type="spellEnd"/>
+      <w:r>
+        <w:t>(</w:t>
+      </w:r>
+      <w:proofErr w:type="gramEnd"/>
+      <w:r>
+        <w:t>) {</w:t>
+      </w:r>
+    </w:p>
+    <w:p>
+      <w:pPr>
+        <w:pStyle w:val="ListParagraph"/>
+      </w:pPr>
+      <w:r>
+        <w:t xml:space="preserve">        double percentage = </w:t>
+      </w:r>
+      <w:proofErr w:type="spellStart"/>
+      <w:proofErr w:type="gramStart"/>
+      <w:r>
+        <w:t>calculatePercentage</w:t>
+      </w:r>
+      <w:proofErr w:type="spellEnd"/>
+      <w:r>
+        <w:t>(</w:t>
+      </w:r>
+      <w:proofErr w:type="gramEnd"/>
+      <w:r>
+        <w:t>);</w:t>
       </w:r>
     </w:p>
     <w:p>
@@ -1095,28 +1800,83 @@
         <w:pStyle w:val="ListParagraph"/>
       </w:pPr>
       <w:r>
-        <w:t xml:space="preserve">    void displayDetails() {</w:t>
-      </w:r>
-    </w:p>
-    <w:p>
-      <w:pPr>
-        <w:pStyle w:val="ListParagraph"/>
-      </w:pPr>
-      <w:r>
-        <w:t xml:space="preserve">        String formattedName = studentName.trim().toUpperCase();</w:t>
-      </w:r>
-    </w:p>
-    <w:p>
-      <w:pPr>
-        <w:pStyle w:val="ListParagraph"/>
-      </w:pPr>
-    </w:p>
-    <w:p>
-      <w:pPr>
-        <w:pStyle w:val="ListParagraph"/>
-      </w:pPr>
-      <w:r>
-        <w:t xml:space="preserve">        double percentage = calculatePercentage();</w:t>
+        <w:t xml:space="preserve">    void </w:t>
+      </w:r>
+      <w:proofErr w:type="spellStart"/>
+      <w:proofErr w:type="gramStart"/>
+      <w:r>
+        <w:t>displayDetails</w:t>
+      </w:r>
+      <w:proofErr w:type="spellEnd"/>
+      <w:r>
+        <w:t>(</w:t>
+      </w:r>
+      <w:proofErr w:type="gramEnd"/>
+      <w:r>
+        <w:t>) {</w:t>
+      </w:r>
+    </w:p>
+    <w:p>
+      <w:pPr>
+        <w:pStyle w:val="ListParagraph"/>
+      </w:pPr>
+      <w:r>
+        <w:t xml:space="preserve">        String </w:t>
+      </w:r>
+      <w:proofErr w:type="spellStart"/>
+      <w:r>
+        <w:t>formattedName</w:t>
+      </w:r>
+      <w:proofErr w:type="spellEnd"/>
+      <w:r>
+        <w:t xml:space="preserve"> = </w:t>
+      </w:r>
+      <w:proofErr w:type="spellStart"/>
+      <w:r>
+        <w:t>studentName.trim</w:t>
+      </w:r>
+      <w:proofErr w:type="spellEnd"/>
+      <w:r>
+        <w:t>(</w:t>
+      </w:r>
+      <w:proofErr w:type="gramStart"/>
+      <w:r>
+        <w:t>).</w:t>
+      </w:r>
+      <w:proofErr w:type="spellStart"/>
+      <w:r>
+        <w:t>toUpperCase</w:t>
+      </w:r>
+      <w:proofErr w:type="spellEnd"/>
+      <w:proofErr w:type="gramEnd"/>
+      <w:r>
+        <w:t>();</w:t>
+      </w:r>
+    </w:p>
+    <w:p>
+      <w:pPr>
+        <w:pStyle w:val="ListParagraph"/>
+      </w:pPr>
+    </w:p>
+    <w:p>
+      <w:pPr>
+        <w:pStyle w:val="ListParagraph"/>
+      </w:pPr>
+      <w:r>
+        <w:t xml:space="preserve">        double percentage = </w:t>
+      </w:r>
+      <w:proofErr w:type="spellStart"/>
+      <w:proofErr w:type="gramStart"/>
+      <w:r>
+        <w:t>calculatePercentage</w:t>
+      </w:r>
+      <w:proofErr w:type="spellEnd"/>
+      <w:r>
+        <w:t>(</w:t>
+      </w:r>
+      <w:proofErr w:type="gramEnd"/>
+      <w:r>
+        <w:t>);</w:t>
       </w:r>
     </w:p>
     <w:p>
@@ -1137,105 +1897,370 @@
         <w:pStyle w:val="ListParagraph"/>
       </w:pPr>
       <w:r>
-        <w:t xml:space="preserve">        double roundedPercentage = Math.round(percentage * 100.0) / 100.0;</w:t>
-      </w:r>
-    </w:p>
-    <w:p>
-      <w:pPr>
-        <w:pStyle w:val="ListParagraph"/>
-      </w:pPr>
-    </w:p>
-    <w:p>
-      <w:pPr>
-        <w:pStyle w:val="ListParagraph"/>
-      </w:pPr>
-      <w:r>
-        <w:t xml:space="preserve">        String grade = calculateGrade();</w:t>
-      </w:r>
-    </w:p>
-    <w:p>
-      <w:pPr>
-        <w:pStyle w:val="ListParagraph"/>
-      </w:pPr>
-    </w:p>
-    <w:p>
-      <w:pPr>
-        <w:pStyle w:val="ListParagraph"/>
-      </w:pPr>
-      <w:r>
-        <w:t xml:space="preserve">        System.out.println("----- Student Performance Report -----");</w:t>
-      </w:r>
-    </w:p>
-    <w:p>
-      <w:pPr>
-        <w:pStyle w:val="ListParagraph"/>
-      </w:pPr>
-      <w:r>
-        <w:t xml:space="preserve">        System.out.println("Roll Number       : " + rollNumber);</w:t>
-      </w:r>
-    </w:p>
-    <w:p>
-      <w:pPr>
-        <w:pStyle w:val="ListParagraph"/>
-      </w:pPr>
-      <w:r>
-        <w:t xml:space="preserve">        System.out.println("Student Name      : " + formattedName);</w:t>
-      </w:r>
-    </w:p>
-    <w:p>
-      <w:pPr>
-        <w:pStyle w:val="ListParagraph"/>
-      </w:pPr>
-      <w:r>
-        <w:t xml:space="preserve">        System.out.println("Name Length       : " + formattedName.length());</w:t>
-      </w:r>
-    </w:p>
-    <w:p>
-      <w:pPr>
-        <w:pStyle w:val="ListParagraph"/>
-      </w:pPr>
-      <w:r>
-        <w:t xml:space="preserve">        System.out.println("Total Marks       : " + calculateTotal() + "/500");</w:t>
-      </w:r>
-    </w:p>
-    <w:p>
-      <w:pPr>
-        <w:pStyle w:val="ListParagraph"/>
-      </w:pPr>
-      <w:r>
-        <w:t xml:space="preserve">        System.out.println("Average Marks     : " + calculateAverage());</w:t>
-      </w:r>
-    </w:p>
-    <w:p>
-      <w:pPr>
-        <w:pStyle w:val="ListParagraph"/>
-      </w:pPr>
-      <w:r>
-        <w:t xml:space="preserve">        System.out.println("Highest Mark      : " + findHighest());</w:t>
-      </w:r>
-    </w:p>
-    <w:p>
-      <w:pPr>
-        <w:pStyle w:val="ListParagraph"/>
-      </w:pPr>
-      <w:r>
-        <w:t xml:space="preserve">        System.out.println("Lowest Mark       : " + findLowest());</w:t>
-      </w:r>
-    </w:p>
-    <w:p>
-      <w:pPr>
-        <w:pStyle w:val="ListParagraph"/>
-      </w:pPr>
-      <w:r>
-        <w:t xml:space="preserve">        System.out.println("Percentage        : " + roundedPercentage + "%");</w:t>
-      </w:r>
-    </w:p>
-    <w:p>
-      <w:pPr>
-        <w:pStyle w:val="ListParagraph"/>
-      </w:pPr>
-      <w:r>
-        <w:t xml:space="preserve">        System.out.println("Grade             : " + grade);</w:t>
+        <w:t xml:space="preserve">        double </w:t>
+      </w:r>
+      <w:proofErr w:type="spellStart"/>
+      <w:r>
+        <w:t>roundedPercentage</w:t>
+      </w:r>
+      <w:proofErr w:type="spellEnd"/>
+      <w:r>
+        <w:t xml:space="preserve"> = </w:t>
+      </w:r>
+      <w:proofErr w:type="spellStart"/>
+      <w:r>
+        <w:t>Math.round</w:t>
+      </w:r>
+      <w:proofErr w:type="spellEnd"/>
+      <w:r>
+        <w:t>(percentage * 100.0) / 100.0;</w:t>
+      </w:r>
+    </w:p>
+    <w:p>
+      <w:pPr>
+        <w:pStyle w:val="ListParagraph"/>
+      </w:pPr>
+    </w:p>
+    <w:p>
+      <w:pPr>
+        <w:pStyle w:val="ListParagraph"/>
+      </w:pPr>
+      <w:r>
+        <w:t xml:space="preserve">        String grade = </w:t>
+      </w:r>
+      <w:proofErr w:type="spellStart"/>
+      <w:proofErr w:type="gramStart"/>
+      <w:r>
+        <w:t>calculateGrade</w:t>
+      </w:r>
+      <w:proofErr w:type="spellEnd"/>
+      <w:r>
+        <w:t>(</w:t>
+      </w:r>
+      <w:proofErr w:type="gramEnd"/>
+      <w:r>
+        <w:t>);</w:t>
+      </w:r>
+    </w:p>
+    <w:p>
+      <w:pPr>
+        <w:pStyle w:val="ListParagraph"/>
+      </w:pPr>
+    </w:p>
+    <w:p>
+      <w:pPr>
+        <w:pStyle w:val="ListParagraph"/>
+      </w:pPr>
+      <w:r>
+        <w:t xml:space="preserve">        </w:t>
+      </w:r>
+      <w:proofErr w:type="spellStart"/>
+      <w:r>
+        <w:t>System.out.println</w:t>
+      </w:r>
+      <w:proofErr w:type="spellEnd"/>
+      <w:r>
+        <w:t>("----- Student Performance Report -----");</w:t>
+      </w:r>
+    </w:p>
+    <w:p>
+      <w:pPr>
+        <w:pStyle w:val="ListParagraph"/>
+      </w:pPr>
+      <w:r>
+        <w:t xml:space="preserve">        </w:t>
+      </w:r>
+      <w:proofErr w:type="spellStart"/>
+      <w:r>
+        <w:t>System.out.println</w:t>
+      </w:r>
+      <w:proofErr w:type="spellEnd"/>
+      <w:r>
+        <w:t xml:space="preserve">("Roll Number     </w:t>
+      </w:r>
+      <w:proofErr w:type="gramStart"/>
+      <w:r>
+        <w:t xml:space="preserve">  :</w:t>
+      </w:r>
+      <w:proofErr w:type="gramEnd"/>
+      <w:r>
+        <w:t xml:space="preserve"> " + </w:t>
+      </w:r>
+      <w:proofErr w:type="spellStart"/>
+      <w:r>
+        <w:t>rollNumber</w:t>
+      </w:r>
+      <w:proofErr w:type="spellEnd"/>
+      <w:r>
+        <w:t>);</w:t>
+      </w:r>
+    </w:p>
+    <w:p>
+      <w:pPr>
+        <w:pStyle w:val="ListParagraph"/>
+      </w:pPr>
+      <w:r>
+        <w:t xml:space="preserve">        </w:t>
+      </w:r>
+      <w:proofErr w:type="spellStart"/>
+      <w:r>
+        <w:t>System.out.println</w:t>
+      </w:r>
+      <w:proofErr w:type="spellEnd"/>
+      <w:r>
+        <w:t xml:space="preserve">("Student Name    </w:t>
+      </w:r>
+      <w:proofErr w:type="gramStart"/>
+      <w:r>
+        <w:t xml:space="preserve">  :</w:t>
+      </w:r>
+      <w:proofErr w:type="gramEnd"/>
+      <w:r>
+        <w:t xml:space="preserve"> " + </w:t>
+      </w:r>
+      <w:proofErr w:type="spellStart"/>
+      <w:r>
+        <w:t>formattedName</w:t>
+      </w:r>
+      <w:proofErr w:type="spellEnd"/>
+      <w:r>
+        <w:t>);</w:t>
+      </w:r>
+    </w:p>
+    <w:p>
+      <w:pPr>
+        <w:pStyle w:val="ListParagraph"/>
+      </w:pPr>
+      <w:r>
+        <w:t xml:space="preserve">        </w:t>
+      </w:r>
+      <w:proofErr w:type="spellStart"/>
+      <w:r>
+        <w:t>System.out.println</w:t>
+      </w:r>
+      <w:proofErr w:type="spellEnd"/>
+      <w:r>
+        <w:t xml:space="preserve">("Name Length     </w:t>
+      </w:r>
+      <w:proofErr w:type="gramStart"/>
+      <w:r>
+        <w:t xml:space="preserve">  :</w:t>
+      </w:r>
+      <w:proofErr w:type="gramEnd"/>
+      <w:r>
+        <w:t xml:space="preserve"> " + </w:t>
+      </w:r>
+      <w:proofErr w:type="spellStart"/>
+      <w:r>
+        <w:t>formattedName.length</w:t>
+      </w:r>
+      <w:proofErr w:type="spellEnd"/>
+      <w:r>
+        <w:t>());</w:t>
+      </w:r>
+    </w:p>
+    <w:p>
+      <w:pPr>
+        <w:pStyle w:val="ListParagraph"/>
+      </w:pPr>
+      <w:r>
+        <w:t xml:space="preserve">        </w:t>
+      </w:r>
+      <w:proofErr w:type="spellStart"/>
+      <w:r>
+        <w:t>System.out.println</w:t>
+      </w:r>
+      <w:proofErr w:type="spellEnd"/>
+      <w:r>
+        <w:t xml:space="preserve">("Total Marks     </w:t>
+      </w:r>
+      <w:proofErr w:type="gramStart"/>
+      <w:r>
+        <w:t xml:space="preserve">  :</w:t>
+      </w:r>
+      <w:proofErr w:type="gramEnd"/>
+      <w:r>
+        <w:t xml:space="preserve"> " + </w:t>
+      </w:r>
+      <w:proofErr w:type="spellStart"/>
+      <w:proofErr w:type="gramStart"/>
+      <w:r>
+        <w:t>calculateTotal</w:t>
+      </w:r>
+      <w:proofErr w:type="spellEnd"/>
+      <w:r>
+        <w:t>(</w:t>
+      </w:r>
+      <w:proofErr w:type="gramEnd"/>
+      <w:r>
+        <w:t>) + "/500");</w:t>
+      </w:r>
+    </w:p>
+    <w:p>
+      <w:pPr>
+        <w:pStyle w:val="ListParagraph"/>
+      </w:pPr>
+      <w:r>
+        <w:t xml:space="preserve">        </w:t>
+      </w:r>
+      <w:proofErr w:type="spellStart"/>
+      <w:r>
+        <w:t>System.out.println</w:t>
+      </w:r>
+      <w:proofErr w:type="spellEnd"/>
+      <w:r>
+        <w:t xml:space="preserve">("Average Marks   </w:t>
+      </w:r>
+      <w:proofErr w:type="gramStart"/>
+      <w:r>
+        <w:t xml:space="preserve">  :</w:t>
+      </w:r>
+      <w:proofErr w:type="gramEnd"/>
+      <w:r>
+        <w:t xml:space="preserve"> " + </w:t>
+      </w:r>
+      <w:proofErr w:type="spellStart"/>
+      <w:proofErr w:type="gramStart"/>
+      <w:r>
+        <w:t>calculateAverage</w:t>
+      </w:r>
+      <w:proofErr w:type="spellEnd"/>
+      <w:r>
+        <w:t>(</w:t>
+      </w:r>
+      <w:proofErr w:type="gramEnd"/>
+      <w:r>
+        <w:t>));</w:t>
+      </w:r>
+    </w:p>
+    <w:p>
+      <w:pPr>
+        <w:pStyle w:val="ListParagraph"/>
+      </w:pPr>
+      <w:r>
+        <w:t xml:space="preserve">        </w:t>
+      </w:r>
+      <w:proofErr w:type="spellStart"/>
+      <w:r>
+        <w:t>System.out.println</w:t>
+      </w:r>
+      <w:proofErr w:type="spellEnd"/>
+      <w:r>
+        <w:t xml:space="preserve">("Highest Mark    </w:t>
+      </w:r>
+      <w:proofErr w:type="gramStart"/>
+      <w:r>
+        <w:t xml:space="preserve">  :</w:t>
+      </w:r>
+      <w:proofErr w:type="gramEnd"/>
+      <w:r>
+        <w:t xml:space="preserve"> " + </w:t>
+      </w:r>
+      <w:proofErr w:type="spellStart"/>
+      <w:proofErr w:type="gramStart"/>
+      <w:r>
+        <w:t>findHighest</w:t>
+      </w:r>
+      <w:proofErr w:type="spellEnd"/>
+      <w:r>
+        <w:t>(</w:t>
+      </w:r>
+      <w:proofErr w:type="gramEnd"/>
+      <w:r>
+        <w:t>));</w:t>
+      </w:r>
+    </w:p>
+    <w:p>
+      <w:pPr>
+        <w:pStyle w:val="ListParagraph"/>
+      </w:pPr>
+      <w:r>
+        <w:t xml:space="preserve">        </w:t>
+      </w:r>
+      <w:proofErr w:type="spellStart"/>
+      <w:r>
+        <w:t>System.out.println</w:t>
+      </w:r>
+      <w:proofErr w:type="spellEnd"/>
+      <w:r>
+        <w:t xml:space="preserve">("Lowest Mark     </w:t>
+      </w:r>
+      <w:proofErr w:type="gramStart"/>
+      <w:r>
+        <w:t xml:space="preserve">  :</w:t>
+      </w:r>
+      <w:proofErr w:type="gramEnd"/>
+      <w:r>
+        <w:t xml:space="preserve"> " + </w:t>
+      </w:r>
+      <w:proofErr w:type="spellStart"/>
+      <w:proofErr w:type="gramStart"/>
+      <w:r>
+        <w:t>findLowest</w:t>
+      </w:r>
+      <w:proofErr w:type="spellEnd"/>
+      <w:r>
+        <w:t>(</w:t>
+      </w:r>
+      <w:proofErr w:type="gramEnd"/>
+      <w:r>
+        <w:t>));</w:t>
+      </w:r>
+    </w:p>
+    <w:p>
+      <w:pPr>
+        <w:pStyle w:val="ListParagraph"/>
+      </w:pPr>
+      <w:r>
+        <w:t xml:space="preserve">        </w:t>
+      </w:r>
+      <w:proofErr w:type="spellStart"/>
+      <w:r>
+        <w:t>System.out.println</w:t>
+      </w:r>
+      <w:proofErr w:type="spellEnd"/>
+      <w:r>
+        <w:t xml:space="preserve">("Percentage      </w:t>
+      </w:r>
+      <w:proofErr w:type="gramStart"/>
+      <w:r>
+        <w:t xml:space="preserve">  :</w:t>
+      </w:r>
+      <w:proofErr w:type="gramEnd"/>
+      <w:r>
+        <w:t xml:space="preserve"> " + </w:t>
+      </w:r>
+      <w:proofErr w:type="spellStart"/>
+      <w:r>
+        <w:t>roundedPercentage</w:t>
+      </w:r>
+      <w:proofErr w:type="spellEnd"/>
+      <w:r>
+        <w:t xml:space="preserve"> + "%");</w:t>
+      </w:r>
+    </w:p>
+    <w:p>
+      <w:pPr>
+        <w:pStyle w:val="ListParagraph"/>
+      </w:pPr>
+      <w:r>
+        <w:t xml:space="preserve">        </w:t>
+      </w:r>
+      <w:proofErr w:type="spellStart"/>
+      <w:r>
+        <w:t>System.out.println</w:t>
+      </w:r>
+      <w:proofErr w:type="spellEnd"/>
+      <w:r>
+        <w:t xml:space="preserve">("Grade           </w:t>
+      </w:r>
+      <w:proofErr w:type="gramStart"/>
+      <w:r>
+        <w:t xml:space="preserve">  :</w:t>
+      </w:r>
+      <w:proofErr w:type="gramEnd"/>
+      <w:r>
+        <w:t xml:space="preserve"> " + grade);</w:t>
       </w:r>
     </w:p>
     <w:p>
@@ -1256,7 +2281,23 @@
         <w:pStyle w:val="ListParagraph"/>
       </w:pPr>
       <w:r>
-        <w:t xml:space="preserve">            System.out.println("Result            : PASS");</w:t>
+        <w:t xml:space="preserve">            </w:t>
+      </w:r>
+      <w:proofErr w:type="spellStart"/>
+      <w:r>
+        <w:t>System.out.println</w:t>
+      </w:r>
+      <w:proofErr w:type="spellEnd"/>
+      <w:r>
+        <w:t xml:space="preserve">("Result          </w:t>
+      </w:r>
+      <w:proofErr w:type="gramStart"/>
+      <w:r>
+        <w:t xml:space="preserve">  :</w:t>
+      </w:r>
+      <w:proofErr w:type="gramEnd"/>
+      <w:r>
+        <w:t xml:space="preserve"> PASS");</w:t>
       </w:r>
     </w:p>
     <w:p>
@@ -1272,7 +2313,23 @@
         <w:pStyle w:val="ListParagraph"/>
       </w:pPr>
       <w:r>
-        <w:t xml:space="preserve">            System.out.println("Result            : FAIL");</w:t>
+        <w:t xml:space="preserve">            </w:t>
+      </w:r>
+      <w:proofErr w:type="spellStart"/>
+      <w:r>
+        <w:t>System.out.println</w:t>
+      </w:r>
+      <w:proofErr w:type="spellEnd"/>
+      <w:r>
+        <w:t xml:space="preserve">("Result          </w:t>
+      </w:r>
+      <w:proofErr w:type="gramStart"/>
+      <w:r>
+        <w:t xml:space="preserve">  :</w:t>
+      </w:r>
+      <w:proofErr w:type="gramEnd"/>
+      <w:r>
+        <w:t xml:space="preserve"> FAIL");</w:t>
       </w:r>
     </w:p>
     <w:p>
@@ -1301,7 +2358,15 @@
         <w:pStyle w:val="ListParagraph"/>
       </w:pPr>
       <w:r>
-        <w:t xml:space="preserve">            System.out.println("Performance Remark: Excellent Performance");</w:t>
+        <w:t xml:space="preserve">            </w:t>
+      </w:r>
+      <w:proofErr w:type="spellStart"/>
+      <w:r>
+        <w:t>System.out.println</w:t>
+      </w:r>
+      <w:proofErr w:type="spellEnd"/>
+      <w:r>
+        <w:t>("Performance Remark: Excellent Performance");</w:t>
       </w:r>
     </w:p>
     <w:p>
@@ -1317,7 +2382,15 @@
         <w:pStyle w:val="ListParagraph"/>
       </w:pPr>
       <w:r>
-        <w:t xml:space="preserve">            System.out.println("Performance Remark: Very Good Performance");</w:t>
+        <w:t xml:space="preserve">            </w:t>
+      </w:r>
+      <w:proofErr w:type="spellStart"/>
+      <w:r>
+        <w:t>System.out.println</w:t>
+      </w:r>
+      <w:proofErr w:type="spellEnd"/>
+      <w:r>
+        <w:t>("Performance Remark: Very Good Performance");</w:t>
       </w:r>
     </w:p>
     <w:p>
@@ -1333,7 +2406,15 @@
         <w:pStyle w:val="ListParagraph"/>
       </w:pPr>
       <w:r>
-        <w:t xml:space="preserve">            System.out.println("Performance Remark: Good Performance");</w:t>
+        <w:t xml:space="preserve">            </w:t>
+      </w:r>
+      <w:proofErr w:type="spellStart"/>
+      <w:r>
+        <w:t>System.out.println</w:t>
+      </w:r>
+      <w:proofErr w:type="spellEnd"/>
+      <w:r>
+        <w:t>("Performance Remark: Good Performance");</w:t>
       </w:r>
     </w:p>
     <w:p>
@@ -1349,7 +2430,15 @@
         <w:pStyle w:val="ListParagraph"/>
       </w:pPr>
       <w:r>
-        <w:t xml:space="preserve">            System.out.println("Performance Remark: Average Performance");</w:t>
+        <w:t xml:space="preserve">            </w:t>
+      </w:r>
+      <w:proofErr w:type="spellStart"/>
+      <w:r>
+        <w:t>System.out.println</w:t>
+      </w:r>
+      <w:proofErr w:type="spellEnd"/>
+      <w:r>
+        <w:t>("Performance Remark: Average Performance");</w:t>
       </w:r>
     </w:p>
     <w:p>
@@ -1365,7 +2454,15 @@
         <w:pStyle w:val="ListParagraph"/>
       </w:pPr>
       <w:r>
-        <w:t xml:space="preserve">            System.out.println("Performance Remark: Satisfactory Performance");</w:t>
+        <w:t xml:space="preserve">            </w:t>
+      </w:r>
+      <w:proofErr w:type="spellStart"/>
+      <w:r>
+        <w:t>System.out.println</w:t>
+      </w:r>
+      <w:proofErr w:type="spellEnd"/>
+      <w:r>
+        <w:t>("Performance Remark: Satisfactory Performance");</w:t>
       </w:r>
     </w:p>
     <w:p>
@@ -1381,7 +2478,15 @@
         <w:pStyle w:val="ListParagraph"/>
       </w:pPr>
       <w:r>
-        <w:t xml:space="preserve">            System.out.println("Performance Remark: Needs Improvement");</w:t>
+        <w:t xml:space="preserve">            </w:t>
+      </w:r>
+      <w:proofErr w:type="spellStart"/>
+      <w:r>
+        <w:t>System.out.println</w:t>
+      </w:r>
+      <w:proofErr w:type="spellEnd"/>
+      <w:r>
+        <w:t>("Performance Remark: Needs Improvement");</w:t>
       </w:r>
     </w:p>
     <w:p>
@@ -1402,7 +2507,23 @@
         <w:pStyle w:val="ListParagraph"/>
       </w:pPr>
       <w:r>
-        <w:t xml:space="preserve">    public static void main(String[] args) {</w:t>
+        <w:t xml:space="preserve">    public static void </w:t>
+      </w:r>
+      <w:proofErr w:type="gramStart"/>
+      <w:r>
+        <w:t>main(String[</w:t>
+      </w:r>
+      <w:proofErr w:type="gramEnd"/>
+      <w:r>
+        <w:t xml:space="preserve">] </w:t>
+      </w:r>
+      <w:proofErr w:type="spellStart"/>
+      <w:r>
+        <w:t>args</w:t>
+      </w:r>
+      <w:proofErr w:type="spellEnd"/>
+      <w:r>
+        <w:t>) {</w:t>
       </w:r>
     </w:p>
     <w:p>
@@ -1423,7 +2544,15 @@
         <w:pStyle w:val="ListParagraph"/>
       </w:pPr>
       <w:r>
-        <w:t xml:space="preserve">        int[] marks = {85, 92, 78, 88, 95};</w:t>
+        <w:t xml:space="preserve">        </w:t>
+      </w:r>
+      <w:proofErr w:type="gramStart"/>
+      <w:r>
+        <w:t>int[</w:t>
+      </w:r>
+      <w:proofErr w:type="gramEnd"/>
+      <w:r>
+        <w:t>] marks = {85, 92, 78, 88, 95};</w:t>
       </w:r>
     </w:p>
     <w:p>
@@ -1444,7 +2573,31 @@
         <w:pStyle w:val="ListParagraph"/>
       </w:pPr>
       <w:r>
-        <w:t xml:space="preserve">        Student student = new Student(101, "  Manasa  ", marks);</w:t>
+        <w:t xml:space="preserve">        Student </w:t>
+      </w:r>
+      <w:proofErr w:type="spellStart"/>
+      <w:r>
+        <w:t>student</w:t>
+      </w:r>
+      <w:proofErr w:type="spellEnd"/>
+      <w:r>
+        <w:t xml:space="preserve"> = new </w:t>
+      </w:r>
+      <w:proofErr w:type="gramStart"/>
+      <w:r>
+        <w:t>Student(</w:t>
+      </w:r>
+      <w:proofErr w:type="gramEnd"/>
+      <w:r>
+        <w:t xml:space="preserve">101, </w:t>
+      </w:r>
+      <w:proofErr w:type="gramStart"/>
+      <w:r>
+        <w:t>"  Manasa</w:t>
+      </w:r>
+      <w:proofErr w:type="gramEnd"/>
+      <w:r>
+        <w:t xml:space="preserve">  ", marks);</w:t>
       </w:r>
     </w:p>
     <w:p>
@@ -1465,7 +2618,17 @@
         <w:pStyle w:val="ListParagraph"/>
       </w:pPr>
       <w:r>
-        <w:t xml:space="preserve">        student.displayDetails();</w:t>
+        <w:t xml:space="preserve">        </w:t>
+      </w:r>
+      <w:proofErr w:type="spellStart"/>
+      <w:proofErr w:type="gramStart"/>
+      <w:r>
+        <w:t>student.displayDetails</w:t>
+      </w:r>
+      <w:proofErr w:type="spellEnd"/>
+      <w:proofErr w:type="gramEnd"/>
+      <w:r>
+        <w:t>();</w:t>
       </w:r>
     </w:p>
     <w:p>
@@ -1492,8 +2655,16 @@
     <w:p>
       <w:pPr>
         <w:pStyle w:val="ListParagraph"/>
-      </w:pPr>
-      <w:r>
+        <w:rPr>
+          <w:b/>
+          <w:bCs/>
+        </w:rPr>
+      </w:pPr>
+      <w:r>
+        <w:rPr>
+          <w:b/>
+          <w:bCs/>
+        </w:rPr>
         <w:t>Output:</w:t>
       </w:r>
     </w:p>
@@ -2786,6 +3957,7 @@
   <w:style w:type="character" w:default="1" w:styleId="DefaultParagraphFont">
     <w:name w:val="Default Paragraph Font"/>
     <w:uiPriority w:val="1"/>
+    <w:semiHidden/>
     <w:unhideWhenUsed/>
   </w:style>
   <w:style w:type="table" w:default="1" w:styleId="TableNormal">
